--- a/.meetings/26.05.14.docx
+++ b/.meetings/26.05.14.docx
@@ -21,25 +21,7 @@
           <w:sz w:val="24"/>
           <w:szCs w:val="24"/>
         </w:rPr>
-        <w:t xml:space="preserve">Dubte: la memòria l'hem d'entregar amb el NIU i sense nom però el codi estarà penjat al meu compte de GitHub que es diu </w:t>
-      </w:r>
-      <w:proofErr w:type="spellStart"/>
-      <w:r>
-        <w:rPr>
-          <w:rFonts w:ascii="Arial" w:hAnsi="Arial" w:cs="Arial"/>
-          <w:sz w:val="24"/>
-          <w:szCs w:val="24"/>
-        </w:rPr>
-        <w:t>saradalmauguamis</w:t>
-      </w:r>
-      <w:proofErr w:type="spellEnd"/>
-      <w:r>
-        <w:rPr>
-          <w:rFonts w:ascii="Arial" w:hAnsi="Arial" w:cs="Arial"/>
-          <w:sz w:val="24"/>
-          <w:szCs w:val="24"/>
-        </w:rPr>
-        <w:t>. Hauria de penjar-lo, doncs, a un que no es pugui relacionar amb mi?</w:t>
+        <w:t>Dubte: la memòria l'hem d'entregar amb el NIU i sense nom però el codi estarà penjat al meu compte de GitHub que es diu saradalmauguamis. Hauria de penjar-lo, doncs, a un que no es pugui relacionar amb mi?</w:t>
       </w:r>
     </w:p>
     <w:p>
@@ -64,7 +46,6 @@
         <w:t xml:space="preserve">Pàgina molt interessant sobre tots els trens dels països catalans amb informació molt valuosa: </w:t>
       </w:r>
       <w:hyperlink r:id="rId5" w:history="1">
-        <w:proofErr w:type="spellStart"/>
         <w:r>
           <w:rPr>
             <w:rStyle w:val="Hipervnculo"/>
@@ -74,7 +55,6 @@
           </w:rPr>
           <w:t>link</w:t>
         </w:r>
-        <w:proofErr w:type="spellEnd"/>
       </w:hyperlink>
       <w:r>
         <w:rPr>
@@ -120,34 +100,36 @@
           <w:szCs w:val="24"/>
         </w:rPr>
       </w:pPr>
-      <w:proofErr w:type="spellStart"/>
       <w:r>
         <w:rPr>
           <w:rFonts w:ascii="Arial" w:hAnsi="Arial" w:cs="Arial"/>
           <w:sz w:val="24"/>
           <w:szCs w:val="24"/>
         </w:rPr>
-        <w:t>Docu</w:t>
+        <w:t>Docu .venv</w:t>
       </w:r>
-      <w:proofErr w:type="spellEnd"/>
+    </w:p>
+    <w:p>
+      <w:pPr>
+        <w:pStyle w:val="Prrafodelista"/>
+        <w:numPr>
+          <w:ilvl w:val="0"/>
+          <w:numId w:val="1"/>
+        </w:numPr>
+        <w:rPr>
+          <w:rFonts w:ascii="Arial" w:hAnsi="Arial" w:cs="Arial"/>
+          <w:sz w:val="24"/>
+          <w:szCs w:val="24"/>
+        </w:rPr>
+      </w:pPr>
       <w:r>
         <w:rPr>
           <w:rFonts w:ascii="Arial" w:hAnsi="Arial" w:cs="Arial"/>
           <w:sz w:val="24"/>
           <w:szCs w:val="24"/>
         </w:rPr>
-        <w:t xml:space="preserve"> .</w:t>
+        <w:t>No es pot fer graf no dirigit (script + possible problema)</w:t>
       </w:r>
-      <w:proofErr w:type="spellStart"/>
-      <w:r>
-        <w:rPr>
-          <w:rFonts w:ascii="Arial" w:hAnsi="Arial" w:cs="Arial"/>
-          <w:sz w:val="24"/>
-          <w:szCs w:val="24"/>
-        </w:rPr>
-        <w:t>venv</w:t>
-      </w:r>
-      <w:proofErr w:type="spellEnd"/>
     </w:p>
     <w:sectPr>
       <w:pgSz w:w="11906" w:h="16838"/>
@@ -886,6 +868,7 @@
   <w:style w:type="character" w:default="1" w:styleId="Fuentedeprrafopredeter">
     <w:name w:val="Default Paragraph Font"/>
     <w:uiPriority w:val="1"/>
+    <w:semiHidden/>
     <w:unhideWhenUsed/>
   </w:style>
   <w:style w:type="table" w:default="1" w:styleId="Tablanormal">

--- a/.meetings/26.05.14.docx
+++ b/.meetings/26.05.14.docx
@@ -21,7 +21,47 @@
           <w:sz w:val="24"/>
           <w:szCs w:val="24"/>
         </w:rPr>
-        <w:t>Dubte: la memòria l'hem d'entregar amb el NIU i sense nom però el codi estarà penjat al meu compte de GitHub que es diu saradalmauguamis. Hauria de penjar-lo, doncs, a un que no es pugui relacionar amb mi?</w:t>
+        <w:t xml:space="preserve">Dubte: la memòria l'hem d'entregar amb el NIU i sense nom però el codi estarà penjat al meu compte de GitHub que es diu </w:t>
+      </w:r>
+      <w:proofErr w:type="spellStart"/>
+      <w:r>
+        <w:rPr>
+          <w:rFonts w:ascii="Arial" w:hAnsi="Arial" w:cs="Arial"/>
+          <w:sz w:val="24"/>
+          <w:szCs w:val="24"/>
+        </w:rPr>
+        <w:t>saradalmauguamis</w:t>
+      </w:r>
+      <w:proofErr w:type="spellEnd"/>
+      <w:r>
+        <w:rPr>
+          <w:rFonts w:ascii="Arial" w:hAnsi="Arial" w:cs="Arial"/>
+          <w:sz w:val="24"/>
+          <w:szCs w:val="24"/>
+        </w:rPr>
+        <w:t>. Hauria de penjar-lo, doncs, a un que no es pugui relacionar amb mi?</w:t>
+      </w:r>
+    </w:p>
+    <w:p>
+      <w:pPr>
+        <w:pStyle w:val="Prrafodelista"/>
+        <w:numPr>
+          <w:ilvl w:val="1"/>
+          <w:numId w:val="1"/>
+        </w:numPr>
+        <w:rPr>
+          <w:rFonts w:ascii="Arial" w:hAnsi="Arial" w:cs="Arial"/>
+          <w:sz w:val="24"/>
+          <w:szCs w:val="24"/>
+        </w:rPr>
+      </w:pPr>
+      <w:r>
+        <w:rPr>
+          <w:rFonts w:ascii="Arial" w:hAnsi="Arial" w:cs="Arial"/>
+          <w:sz w:val="24"/>
+          <w:szCs w:val="24"/>
+        </w:rPr>
+        <w:t>Sí. Idea: niu</w:t>
       </w:r>
     </w:p>
     <w:p>
@@ -46,6 +86,7 @@
         <w:t xml:space="preserve">Pàgina molt interessant sobre tots els trens dels països catalans amb informació molt valuosa: </w:t>
       </w:r>
       <w:hyperlink r:id="rId5" w:history="1">
+        <w:proofErr w:type="spellStart"/>
         <w:r>
           <w:rPr>
             <w:rStyle w:val="Hipervnculo"/>
@@ -55,6 +96,7 @@
           </w:rPr>
           <w:t>link</w:t>
         </w:r>
+        <w:proofErr w:type="spellEnd"/>
       </w:hyperlink>
       <w:r>
         <w:rPr>
@@ -100,14 +142,34 @@
           <w:szCs w:val="24"/>
         </w:rPr>
       </w:pPr>
+      <w:proofErr w:type="spellStart"/>
       <w:r>
         <w:rPr>
           <w:rFonts w:ascii="Arial" w:hAnsi="Arial" w:cs="Arial"/>
           <w:sz w:val="24"/>
           <w:szCs w:val="24"/>
         </w:rPr>
-        <w:t>Docu .venv</w:t>
+        <w:t>Docu</w:t>
       </w:r>
+      <w:proofErr w:type="spellEnd"/>
+      <w:r>
+        <w:rPr>
+          <w:rFonts w:ascii="Arial" w:hAnsi="Arial" w:cs="Arial"/>
+          <w:sz w:val="24"/>
+          <w:szCs w:val="24"/>
+        </w:rPr>
+        <w:t xml:space="preserve"> .</w:t>
+      </w:r>
+      <w:proofErr w:type="spellStart"/>
+      <w:r>
+        <w:rPr>
+          <w:rFonts w:ascii="Arial" w:hAnsi="Arial" w:cs="Arial"/>
+          <w:sz w:val="24"/>
+          <w:szCs w:val="24"/>
+        </w:rPr>
+        <w:t>venv</w:t>
+      </w:r>
+      <w:proofErr w:type="spellEnd"/>
     </w:p>
     <w:p>
       <w:pPr>
@@ -129,6 +191,28 @@
           <w:szCs w:val="24"/>
         </w:rPr>
         <w:t>No es pot fer graf no dirigit (script + possible problema)</w:t>
+      </w:r>
+    </w:p>
+    <w:p>
+      <w:pPr>
+        <w:pStyle w:val="Prrafodelista"/>
+        <w:numPr>
+          <w:ilvl w:val="0"/>
+          <w:numId w:val="1"/>
+        </w:numPr>
+        <w:rPr>
+          <w:rFonts w:ascii="Arial" w:hAnsi="Arial" w:cs="Arial"/>
+          <w:sz w:val="24"/>
+          <w:szCs w:val="24"/>
+        </w:rPr>
+      </w:pPr>
+      <w:r>
+        <w:rPr>
+          <w:rFonts w:ascii="Arial" w:hAnsi="Arial" w:cs="Arial"/>
+          <w:sz w:val="24"/>
+          <w:szCs w:val="24"/>
+        </w:rPr>
+        <w:t xml:space="preserve">Intuïció sobre les funcions heurístiques d’A*? </w:t>
       </w:r>
     </w:p>
     <w:sectPr>
@@ -158,7 +242,7 @@
         <w:rFonts w:ascii="Arial" w:eastAsiaTheme="minorHAnsi" w:hAnsi="Arial" w:cs="Arial" w:hint="default"/>
       </w:rPr>
     </w:lvl>
-    <w:lvl w:ilvl="1" w:tplc="0C0A0003" w:tentative="1">
+    <w:lvl w:ilvl="1" w:tplc="0C0A0003">
       <w:start w:val="1"/>
       <w:numFmt w:val="bullet"/>
       <w:lvlText w:val="o"/>
